--- a/en/wisdom-stories/permission-or-apology.docx
+++ b/en/wisdom-stories/permission-or-apology.docx
@@ -4,148 +4,75 @@
   <w:body>
     <w:p>
       <w:pPr>
-        <w:spacing w:before="0" w:after="60"/>
-        <w:jc w:val="left"/>
+        <w:pStyle w:val="Title"/>
       </w:pPr>
       <w:r>
-        <w:rPr>
-          <w:rFonts w:ascii="Arial" w:hAnsi="Arial" w:eastAsia="Arial"/>
-          <w:i w:val="0"/>
-          <w:color w:val="000000"/>
-          <w:sz w:val="52"/>
-        </w:rPr>
         <w:t>Permission or Apology</w:t>
       </w:r>
     </w:p>
     <w:p>
-      <w:pPr>
-        <w:jc w:val="left"/>
-      </w:pPr>
+      <w:pPr/>
       <w:r>
-        <w:rPr>
-          <w:rFonts w:ascii="Arial" w:hAnsi="Arial" w:eastAsia="Arial"/>
-          <w:i w:val="0"/>
-          <w:color w:val="000000"/>
-          <w:sz w:val="22"/>
-        </w:rPr>
-        <w:t>There is a saying attributed to Rear Admiral Grace Hopper that says, “It’s better to ask for permission than to ask for it.”</w:t>
+        <w:t>A saying attributed to Rear Admiral Grace Hopper suggests that it is easier to ask forgiveness than to get permission.</w:t>
       </w:r>
     </w:p>
     <w:p>
-      <w:pPr>
-        <w:jc w:val="left"/>
-      </w:pPr>
+      <w:pPr/>
       <w:r>
-        <w:rPr>
-          <w:rFonts w:ascii="Arial" w:hAnsi="Arial" w:eastAsia="Arial"/>
-          <w:i w:val="0"/>
-          <w:color w:val="000000"/>
-          <w:sz w:val="22"/>
-        </w:rPr>
-        <w:t>This saying is used in the sense of “Ask for permission first to do something — do it, and then apologize if you’re not happy.”</w:t>
+        <w:t>The idea is to take the initiative, then apologize if necessary, rather than allow endless requests for approval to prevent useful action.</w:t>
       </w:r>
     </w:p>
     <w:p>
-      <w:pPr>
-        <w:jc w:val="left"/>
-      </w:pPr>
+      <w:pPr/>
       <w:r>
-        <w:rPr>
-          <w:rFonts w:ascii="Arial" w:hAnsi="Arial" w:eastAsia="Arial"/>
-          <w:i w:val="0"/>
-          <w:color w:val="000000"/>
-          <w:sz w:val="22"/>
-        </w:rPr>
         <w:t>Sometimes waiting for permission is a missed opportunity. Do what you know is right, and apologize later if necessary.</w:t>
       </w:r>
     </w:p>
     <w:p>
-      <w:pPr>
-        <w:jc w:val="left"/>
-      </w:pPr>
+      <w:pPr/>
       <w:r>
-        <w:rPr>
-          <w:rFonts w:ascii="Arial" w:hAnsi="Arial" w:eastAsia="Arial"/>
-          <w:i w:val="0"/>
-          <w:color w:val="000000"/>
-          <w:sz w:val="22"/>
-        </w:rPr>
         <w:t>Imagine that a company has a clear problem that is slowing down the work process. For example, every week the same information is manually transferred to several different spreadsheets, which takes hours. An employee realizes that this can be solved with simple automation.</w:t>
       </w:r>
     </w:p>
     <w:p>
       <w:pPr>
-        <w:jc w:val="left"/>
+        <w:keepNext/>
       </w:pPr>
       <w:r>
-        <w:rPr>
-          <w:rFonts w:ascii="Arial" w:hAnsi="Arial" w:eastAsia="Arial"/>
-          <w:i w:val="0"/>
-          <w:color w:val="000000"/>
-          <w:sz w:val="22"/>
-        </w:rPr>
-        <w:t>If he first tries to get permission at length, the issue can be passed from one manager to another, waiting for weeks for a response, and the opportunity can be lost. However, the employee, realizing that the risk is small, sets up a separate test system without damaging the existing data, automates the process, and shows the result. If the system is successful, everyone benefits from it. If someone is unhappy that a procedure was not agreed upon in advance, the employee can say, “I was just trying to speed things up. If I broke a rule, I apologize.”</w:t>
+        <w:t>An approval request might pass from one manager to another for weeks. Instead, the employee recognizes that a limited test poses little risk, sets up a separate system that leaves the original data intact, and demonstrates the result. If it works, everyone benefits. If the lack of prior approval causes concern, the employee can explain the aim and acknowledge any rule they have broken.</w:t>
       </w:r>
     </w:p>
     <w:p>
       <w:pPr>
-        <w:pStyle w:val="Moral"/>
         <w:keepNext/>
         <w:keepLines/>
-        <w:widowControl/>
-        <w:spacing w:before="240" w:after="180" w:line="283" w:lineRule="auto"/>
-        <w:ind w:left="240" w:right="240"/>
-        <w:jc w:val="left"/>
-        <w:pBdr>
-          <w:top w:val="single" w:sz="8" w:space="7" w:color="E8D59A"/>
-          <w:left w:val="single" w:sz="32" w:space="11" w:color="C6A23A"/>
-          <w:bottom w:val="single" w:sz="8" w:space="7" w:color="E8D59A"/>
-          <w:right w:val="single" w:sz="8" w:space="11" w:color="E8D59A"/>
-        </w:pBdr>
-        <w:shd w:val="clear" w:color="auto" w:fill="FFF8E1"/>
+        <w:spacing w:before="160"/>
       </w:pPr>
       <w:r>
         <w:rPr>
-          <w:rFonts w:ascii="Arial" w:hAnsi="Arial" w:eastAsia="Arial" w:cs="Arial"/>
           <w:b/>
-          <w:i w:val="0"/>
-          <w:color w:val="9A7417"/>
-          <w:sz w:val="22"/>
         </w:rPr>
-        <w:t xml:space="preserve">Moral: </w:t>
+        <w:t>Moral:</w:t>
       </w:r>
       <w:r>
-        <w:rPr>
-          <w:rFonts w:ascii="Arial" w:hAnsi="Arial" w:eastAsia="Arial" w:cs="Arial"/>
-          <w:b w:val="0"/>
-          <w:i w:val="0"/>
-          <w:color w:val="3F3826"/>
-          <w:sz w:val="22"/>
-        </w:rPr>
-        <w:t>The point here is not to “ignore the rules.” The point is that in situations where the outcome is reversible, the risk is low, and the benefit is clear, expecting too much permission can kill the initiative. Sometimes it is better to act responsibly and show results than to expect endless approval.</w:t>
+        <w:t xml:space="preserve"> When an action is low risk, reversible, and clearly useful, excessive approval processes can stifle initiative. Responsible action sometimes achieves more than endless waiting.</w:t>
       </w:r>
     </w:p>
     <w:p>
       <w:pPr>
-        <w:keepLines/>
-        <w:widowControl/>
-        <w:spacing w:before="60" w:after="0" w:line="240" w:lineRule="auto"/>
-        <w:jc w:val="right"/>
+        <w:spacing w:after="80"/>
       </w:pPr>
       <w:r>
         <w:rPr>
-          <w:rFonts w:ascii="Arial" w:hAnsi="Arial" w:eastAsia="Arial" w:cs="Arial"/>
-          <w:b w:val="0"/>
           <w:i/>
-          <w:color w:val="8A7950"/>
-          <w:sz w:val="17"/>
+          <w:sz w:val="18"/>
         </w:rPr>
-        <w:t>The story was obtained from open Internet sources.</w:t>
+        <w:t>Source: Publicly available internet sources.</w:t>
       </w:r>
     </w:p>
     <w:sectPr>
       <w:pgSz w:w="12240" w:h="15840"/>
-      <w:pgMar w:top="1440" w:right="1440" w:bottom="1440" w:left="1440" w:header="708" w:footer="708" w:gutter="0"/>
+      <w:pgMar w:top="1080" w:right="1224" w:bottom="1080" w:left="1224" w:header="720" w:footer="720" w:gutter="0"/>
       <w:cols w:space="720"/>
       <w:docGrid w:linePitch="360"/>
     </w:sectPr>
@@ -517,12 +444,14 @@
     <w:qFormat/>
     <w:rsid w:val="00FC693F"/>
     <w:pPr>
-      <w:spacing w:before="0" w:after="160" w:line="276" w:lineRule="auto"/>
+      <w:widowControl/>
+      <w:spacing w:after="120" w:line="259" w:lineRule="auto"/>
     </w:pPr>
     <w:rPr>
-      <w:rFonts w:ascii="Arial" w:hAnsi="Arial" w:eastAsia="Arial"/>
+      <w:rFonts w:ascii="Arial" w:hAnsi="Arial"/>
       <w:color w:val="000000"/>
       <w:sz w:val="22"/>
+      <w:lang w:val="en-US"/>
     </w:rPr>
   </w:style>
   <w:style w:type="paragraph" w:styleId="Header">
@@ -866,18 +795,17 @@
     <w:qFormat/>
     <w:rsid w:val="00FC693F"/>
     <w:pPr>
-      <w:pBdr>
-        <w:bottom w:val="single" w:sz="8" w:space="4" w:color="4F81BD" w:themeColor="accent1"/>
-      </w:pBdr>
-      <w:spacing w:after="300" w:line="240" w:lineRule="auto"/>
+      <w:keepNext/>
+      <w:spacing w:after="280" w:line="240" w:lineRule="auto"/>
       <w:contextualSpacing/>
     </w:pPr>
     <w:rPr>
-      <w:rFonts w:asciiTheme="majorHAnsi" w:eastAsiaTheme="majorEastAsia" w:hAnsiTheme="majorHAnsi" w:cstheme="majorBidi"/>
-      <w:color w:val="17365D" w:themeColor="text2" w:themeShade="BF"/>
+      <w:rFonts w:asciiTheme="majorHAnsi" w:eastAsiaTheme="majorEastAsia" w:hAnsiTheme="majorHAnsi" w:cstheme="majorBidi" w:ascii="Arial" w:hAnsi="Arial"/>
+      <w:b/>
+      <w:color w:val="000000"/>
       <w:spacing w:val="5"/>
       <w:kern w:val="28"/>
-      <w:sz w:val="52"/>
+      <w:sz w:val="34"/>
       <w:szCs w:val="52"/>
     </w:rPr>
   </w:style>
@@ -1353,9 +1281,6 @@
     <w:qFormat/>
     <w:rsid w:val="00FC693F"/>
     <w:pPr>
-      <w:pBdr>
-        <w:bottom w:val="single" w:sz="4" w:space="4" w:color="4F81BD" w:themeColor="accent1"/>
-      </w:pBdr>
       <w:spacing w:before="200" w:after="280"/>
       <w:ind w:left="936" w:right="936"/>
     </w:pPr>
@@ -12206,18 +12131,6 @@
         <w:shd w:val="clear" w:color="auto" w:fill="FBCAA2" w:themeFill="accent6" w:themeFillTint="7F"/>
       </w:tcPr>
     </w:tblStylePr>
-  </w:style>
-  <w:style w:type="paragraph" w:customStyle="1" w:styleId="Moral">
-    <w:name w:val="Moral"/>
-    <w:basedOn w:val="Normal"/>
-    <w:pPr>
-      <w:spacing w:before="160" w:after="0" w:line="276" w:lineRule="auto"/>
-    </w:pPr>
-    <w:rPr>
-      <w:rFonts w:ascii="Arial" w:hAnsi="Arial" w:eastAsia="Arial"/>
-      <w:i/>
-      <w:sz w:val="22"/>
-    </w:rPr>
   </w:style>
 </w:styles>
 </file>

--- a/en/wisdom-stories/permission-or-apology.docx
+++ b/en/wisdom-stories/permission-or-apology.docx
@@ -13,13 +13,13 @@
     <w:p>
       <w:pPr/>
       <w:r>
-        <w:t>A saying attributed to Rear Admiral Grace Hopper suggests that it is easier to ask forgiveness than to get permission.</w:t>
+        <w:t>A saying attributed to Rear Admiral Grace Hopper suggests that it is better to ask forgiveness than to ask permission.</w:t>
       </w:r>
     </w:p>
     <w:p>
       <w:pPr/>
       <w:r>
-        <w:t>The idea is to take the initiative, then apologize if necessary, rather than allow endless requests for approval to prevent useful action.</w:t>
+        <w:t>The saying means: do not ask permission beforehand — do the work, then apologize if someone is displeased.</w:t>
       </w:r>
     </w:p>
     <w:p>
@@ -39,7 +39,7 @@
         <w:keepNext/>
       </w:pPr>
       <w:r>
-        <w:t>An approval request might pass from one manager to another for weeks. Instead, the employee recognizes that a limited test poses little risk, sets up a separate system that leaves the original data intact, and demonstrates the result. If it works, everyone benefits. If the lack of prior approval causes concern, the employee can explain the aim and acknowledge any rule they have broken.</w:t>
+        <w:t>If he first sought lengthy permission, the matter might pass from one manager to another for weeks, and the opportunity might be lost. Instead, the employee recognizes that a limited test poses little risk, sets up a separate system that leaves the original data intact, and demonstrates the result. If it works, everyone benefits. If the lack of prior approval causes concern, the employee can say, “I tested it to speed up the process. If I have broken the rule, I apologize.”</w:t>
       </w:r>
     </w:p>
     <w:p>
@@ -52,11 +52,9 @@
         <w:rPr>
           <w:b/>
         </w:rPr>
-        <w:t>Moral:</w:t>
+        <w:t>Moral: This is not about ignoring rules. When a mistake can be corrected, the risk is low, and the benefit is clear, waiting too long for permission can stifle initiative. Sometimes starting the work responsibly and showing the result is more useful than waiting for endless approval.</w:t>
       </w:r>
-      <w:r>
-        <w:t xml:space="preserve"> When an action is low risk, reversible, and clearly useful, excessive approval processes can stifle initiative. Responsible action sometimes achieves more than endless waiting.</w:t>
-      </w:r>
+      <w:r/>
     </w:p>
     <w:p>
       <w:pPr>
@@ -67,7 +65,7 @@
           <w:i/>
           <w:sz w:val="18"/>
         </w:rPr>
-        <w:t>Source: Publicly available internet sources.</w:t>
+        <w:t>Stories are taken from open Internet sources; illustrations were created with AI.</w:t>
       </w:r>
     </w:p>
     <w:sectPr>
